--- a/unicap/app/reports/defaults/capacity.ar.docx
+++ b/unicap/app/reports/defaults/capacity.ar.docx
@@ -102,7 +102,7 @@
                 <w:sz w:val="16"/>
                 <w:rtl/>
               </w:rPr>
-              <w:t>اختصاصي متفرغ ملاك</w:t>
+              <w:t>اختصاصي كلي ملاك</w:t>
             </w:r>
           </w:p>
         </w:tc>
@@ -120,7 +120,7 @@
                 <w:sz w:val="16"/>
                 <w:rtl/>
               </w:rPr>
-              <w:t>اختصاصي متفرغ معار</w:t>
+              <w:t>اختصاصي كلي معار</w:t>
             </w:r>
           </w:p>
         </w:tc>
@@ -156,7 +156,7 @@
                 <w:sz w:val="16"/>
                 <w:rtl/>
               </w:rPr>
-              <w:t>داعم متفرغ ملاك</w:t>
+              <w:t>داعم كلي ملاك</w:t>
             </w:r>
           </w:p>
         </w:tc>
@@ -174,7 +174,7 @@
                 <w:sz w:val="16"/>
                 <w:rtl/>
               </w:rPr>
-              <w:t>داعم متفرغ معار</w:t>
+              <w:t>داعم كلي معار</w:t>
             </w:r>
           </w:p>
         </w:tc>
